--- a/Day14/Case Study.docx
+++ b/Day14/Case Study.docx
@@ -75,7 +75,7 @@
     <w:p>
       <w:r>
         <w:pict w14:anchorId="026A99DD">
-          <v:rect id="_x0000_i1151" style="width:0;height:1.5pt" o:hralign="center" o:hrstd="t" o:hr="t" fillcolor="#a0a0a0" stroked="f"/>
+          <v:rect id="_x0000_i1025" style="width:0;height:1.5pt" o:hralign="center" o:hrstd="t" o:hr="t" fillcolor="#a0a0a0" stroked="f"/>
         </w:pict>
       </w:r>
     </w:p>
@@ -215,7 +215,7 @@
     <w:p>
       <w:r>
         <w:pict w14:anchorId="4E9D69AF">
-          <v:rect id="_x0000_i1152" style="width:0;height:1.5pt" o:hralign="center" o:hrstd="t" o:hr="t" fillcolor="#a0a0a0" stroked="f"/>
+          <v:rect id="_x0000_i1026" style="width:0;height:1.5pt" o:hralign="center" o:hrstd="t" o:hr="t" fillcolor="#a0a0a0" stroked="f"/>
         </w:pict>
       </w:r>
     </w:p>
@@ -351,7 +351,7 @@
     <w:p>
       <w:r>
         <w:pict w14:anchorId="07EC3379">
-          <v:rect id="_x0000_i1153" style="width:0;height:1.5pt" o:hralign="center" o:hrstd="t" o:hr="t" fillcolor="#a0a0a0" stroked="f"/>
+          <v:rect id="_x0000_i1027" style="width:0;height:1.5pt" o:hralign="center" o:hrstd="t" o:hr="t" fillcolor="#a0a0a0" stroked="f"/>
         </w:pict>
       </w:r>
     </w:p>
@@ -433,7 +433,7 @@
     <w:p>
       <w:r>
         <w:pict w14:anchorId="0B7F6BB9">
-          <v:rect id="_x0000_i1154" style="width:0;height:1.5pt" o:hralign="center" o:hrstd="t" o:hr="t" fillcolor="#a0a0a0" stroked="f"/>
+          <v:rect id="_x0000_i1028" style="width:0;height:1.5pt" o:hralign="center" o:hrstd="t" o:hr="t" fillcolor="#a0a0a0" stroked="f"/>
         </w:pict>
       </w:r>
     </w:p>
@@ -748,7 +748,7 @@
     <w:p>
       <w:r>
         <w:pict w14:anchorId="3254459D">
-          <v:rect id="_x0000_i1155" style="width:0;height:1.5pt" o:hralign="center" o:hrstd="t" o:hr="t" fillcolor="#a0a0a0" stroked="f"/>
+          <v:rect id="_x0000_i1029" style="width:0;height:1.5pt" o:hralign="center" o:hrstd="t" o:hr="t" fillcolor="#a0a0a0" stroked="f"/>
         </w:pict>
       </w:r>
     </w:p>
@@ -831,7 +831,7 @@
     <w:p>
       <w:r>
         <w:pict w14:anchorId="65FF74B8">
-          <v:rect id="_x0000_i1156" style="width:0;height:1.5pt" o:hralign="center" o:hrstd="t" o:hr="t" fillcolor="#a0a0a0" stroked="f"/>
+          <v:rect id="_x0000_i1030" style="width:0;height:1.5pt" o:hralign="center" o:hrstd="t" o:hr="t" fillcolor="#a0a0a0" stroked="f"/>
         </w:pict>
       </w:r>
     </w:p>
@@ -902,7 +902,7 @@
     <w:p>
       <w:r>
         <w:pict w14:anchorId="142DAB23">
-          <v:rect id="_x0000_i1157" style="width:0;height:1.5pt" o:hralign="center" o:hrstd="t" o:hr="t" fillcolor="#a0a0a0" stroked="f"/>
+          <v:rect id="_x0000_i1031" style="width:0;height:1.5pt" o:hralign="center" o:hrstd="t" o:hr="t" fillcolor="#a0a0a0" stroked="f"/>
         </w:pict>
       </w:r>
     </w:p>
@@ -948,21 +948,8 @@
           <w:numId w:val="8"/>
         </w:numPr>
       </w:pPr>
-      <w:proofErr w:type="spellStart"/>
-      <w:r>
-        <w:t>calculate_member_fine</w:t>
-      </w:r>
-      <w:proofErr w:type="spellEnd"/>
-      <w:r>
-        <w:t>(</w:t>
-      </w:r>
-      <w:proofErr w:type="spellStart"/>
-      <w:r>
-        <w:t>member_id</w:t>
-      </w:r>
-      <w:proofErr w:type="spellEnd"/>
-      <w:r>
-        <w:t>)</w:t>
+      <w:r>
+        <w:t>calculate_member_fine(member_id)</w:t>
       </w:r>
     </w:p>
     <w:p>
@@ -983,21 +970,8 @@
           <w:numId w:val="8"/>
         </w:numPr>
       </w:pPr>
-      <w:proofErr w:type="spellStart"/>
-      <w:r>
-        <w:t>get_available_books_by_category</w:t>
-      </w:r>
-      <w:proofErr w:type="spellEnd"/>
-      <w:r>
-        <w:t>(</w:t>
-      </w:r>
-      <w:proofErr w:type="spellStart"/>
-      <w:r>
-        <w:t>category_id</w:t>
-      </w:r>
-      <w:proofErr w:type="spellEnd"/>
-      <w:r>
-        <w:t>)</w:t>
+      <w:r>
+        <w:t>get_available_books_by_category(category_id)</w:t>
       </w:r>
     </w:p>
     <w:p>
@@ -1018,21 +992,8 @@
           <w:numId w:val="8"/>
         </w:numPr>
       </w:pPr>
-      <w:proofErr w:type="spellStart"/>
-      <w:r>
-        <w:t>get_member_borrowing_summary</w:t>
-      </w:r>
-      <w:proofErr w:type="spellEnd"/>
-      <w:r>
-        <w:t>(</w:t>
-      </w:r>
-      <w:proofErr w:type="spellStart"/>
-      <w:r>
-        <w:t>member_id</w:t>
-      </w:r>
-      <w:proofErr w:type="spellEnd"/>
-      <w:r>
-        <w:t>)</w:t>
+      <w:r>
+        <w:t>get_member_borrowing_summary(member_id)</w:t>
       </w:r>
     </w:p>
     <w:p>
@@ -1049,7 +1010,7 @@
     <w:p>
       <w:r>
         <w:pict w14:anchorId="370B0D98">
-          <v:rect id="_x0000_i1158" style="width:0;height:1.5pt" o:hralign="center" o:hrstd="t" o:hr="t" fillcolor="#a0a0a0" stroked="f"/>
+          <v:rect id="_x0000_i1032" style="width:0;height:1.5pt" o:hralign="center" o:hrstd="t" o:hr="t" fillcolor="#a0a0a0" stroked="f"/>
         </w:pict>
       </w:r>
     </w:p>
@@ -1174,7 +1135,7 @@
     <w:p>
       <w:r>
         <w:pict w14:anchorId="3E155CAE">
-          <v:rect id="_x0000_i1159" style="width:0;height:1.5pt" o:hralign="center" o:hrstd="t" o:hr="t" fillcolor="#a0a0a0" stroked="f"/>
+          <v:rect id="_x0000_i1033" style="width:0;height:1.5pt" o:hralign="center" o:hrstd="t" o:hr="t" fillcolor="#a0a0a0" stroked="f"/>
         </w:pict>
       </w:r>
     </w:p>
@@ -1231,7 +1192,7 @@
     <w:p>
       <w:r>
         <w:pict w14:anchorId="54915E98">
-          <v:rect id="_x0000_i1160" style="width:0;height:1.5pt" o:hralign="center" o:hrstd="t" o:hr="t" fillcolor="#a0a0a0" stroked="f"/>
+          <v:rect id="_x0000_i1034" style="width:0;height:1.5pt" o:hralign="center" o:hrstd="t" o:hr="t" fillcolor="#a0a0a0" stroked="f"/>
         </w:pict>
       </w:r>
     </w:p>
@@ -1324,7 +1285,7 @@
     <w:p>
       <w:r>
         <w:pict w14:anchorId="67E6CFD3">
-          <v:rect id="_x0000_i1161" style="width:0;height:1.5pt" o:hralign="center" o:hrstd="t" o:hr="t" fillcolor="#a0a0a0" stroked="f"/>
+          <v:rect id="_x0000_i1035" style="width:0;height:1.5pt" o:hralign="center" o:hrstd="t" o:hr="t" fillcolor="#a0a0a0" stroked="f"/>
         </w:pict>
       </w:r>
     </w:p>
@@ -1427,7 +1388,7 @@
     <w:p>
       <w:r>
         <w:pict w14:anchorId="1CBFACFE">
-          <v:rect id="_x0000_i1162" style="width:0;height:1.5pt" o:hralign="center" o:hrstd="t" o:hr="t" fillcolor="#a0a0a0" stroked="f"/>
+          <v:rect id="_x0000_i1036" style="width:0;height:1.5pt" o:hralign="center" o:hrstd="t" o:hr="t" fillcolor="#a0a0a0" stroked="f"/>
         </w:pict>
       </w:r>
     </w:p>
@@ -1492,13 +1453,8 @@
         </w:numPr>
       </w:pPr>
       <w:r>
-        <w:t xml:space="preserve">Create </w:t>
-      </w:r>
-      <w:proofErr w:type="spellStart"/>
-      <w:r>
-        <w:t>DbContext</w:t>
-      </w:r>
-      <w:proofErr w:type="spellEnd"/>
+        <w:t>Create DbContext</w:t>
+      </w:r>
     </w:p>
     <w:p>
       <w:pPr>
@@ -1514,7 +1470,7 @@
     <w:p>
       <w:r>
         <w:pict w14:anchorId="005C4FDD">
-          <v:rect id="_x0000_i1163" style="width:0;height:1.5pt" o:hralign="center" o:hrstd="t" o:hr="t" fillcolor="#a0a0a0" stroked="f"/>
+          <v:rect id="_x0000_i1037" style="width:0;height:1.5pt" o:hralign="center" o:hrstd="t" o:hr="t" fillcolor="#a0a0a0" stroked="f"/>
         </w:pict>
       </w:r>
     </w:p>
@@ -1572,11 +1528,9 @@
           <w:numId w:val="13"/>
         </w:numPr>
       </w:pPr>
-      <w:proofErr w:type="spellStart"/>
       <w:r>
         <w:t>BookCategory</w:t>
       </w:r>
-      <w:proofErr w:type="spellEnd"/>
     </w:p>
     <w:p>
       <w:pPr>
@@ -1585,11 +1539,9 @@
           <w:numId w:val="13"/>
         </w:numPr>
       </w:pPr>
-      <w:proofErr w:type="spellStart"/>
       <w:r>
         <w:t>BookCopy</w:t>
       </w:r>
-      <w:proofErr w:type="spellEnd"/>
     </w:p>
     <w:p>
       <w:pPr>
@@ -1609,21 +1561,14 @@
           <w:numId w:val="13"/>
         </w:numPr>
       </w:pPr>
-      <w:proofErr w:type="spellStart"/>
       <w:r>
         <w:t>FinePayment</w:t>
       </w:r>
-      <w:proofErr w:type="spellEnd"/>
-    </w:p>
-    <w:p>
-      <w:r>
-        <w:t>Do not provide ready-made model classes.</w:t>
-      </w:r>
     </w:p>
     <w:p>
       <w:r>
         <w:pict w14:anchorId="70707E9D">
-          <v:rect id="_x0000_i1164" style="width:0;height:1.5pt" o:hralign="center" o:hrstd="t" o:hr="t" fillcolor="#a0a0a0" stroked="f"/>
+          <v:rect id="_x0000_i1038" style="width:0;height:1.5pt" o:hralign="center" o:hrstd="t" o:hr="t" fillcolor="#a0a0a0" stroked="f"/>
         </w:pict>
       </w:r>
     </w:p>
@@ -1666,8 +1611,19 @@
         </w:numPr>
       </w:pPr>
       <w:r>
+        <w:t>Add book</w:t>
+      </w:r>
+    </w:p>
+    <w:p>
+      <w:pPr>
+        <w:numPr>
+          <w:ilvl w:val="0"/>
+          <w:numId w:val="14"/>
+        </w:numPr>
+      </w:pPr>
+      <w:r>
         <w:lastRenderedPageBreak/>
-        <w:t>Add book</w:t>
+        <w:t>Add book copy</w:t>
       </w:r>
     </w:p>
     <w:p>
@@ -1678,7 +1634,7 @@
         </w:numPr>
       </w:pPr>
       <w:r>
-        <w:t>Add book copy</w:t>
+        <w:t>View/search member</w:t>
       </w:r>
     </w:p>
     <w:p>
@@ -1689,24 +1645,13 @@
         </w:numPr>
       </w:pPr>
       <w:r>
-        <w:t>View/search member</w:t>
-      </w:r>
-    </w:p>
-    <w:p>
-      <w:pPr>
-        <w:numPr>
-          <w:ilvl w:val="0"/>
-          <w:numId w:val="14"/>
-        </w:numPr>
-      </w:pPr>
-      <w:r>
         <w:t>View/search books</w:t>
       </w:r>
     </w:p>
     <w:p>
       <w:r>
         <w:pict w14:anchorId="26B6491F">
-          <v:rect id="_x0000_i1165" style="width:0;height:1.5pt" o:hralign="center" o:hrstd="t" o:hr="t" fillcolor="#a0a0a0" stroked="f"/>
+          <v:rect id="_x0000_i1039" style="width:0;height:1.5pt" o:hralign="center" o:hrstd="t" o:hr="t" fillcolor="#a0a0a0" stroked="f"/>
         </w:pict>
       </w:r>
     </w:p>
@@ -1738,7 +1683,7 @@
     <w:p>
       <w:r>
         <w:pict w14:anchorId="3A1FE455">
-          <v:rect id="_x0000_i1166" style="width:0;height:1.5pt" o:hralign="center" o:hrstd="t" o:hr="t" fillcolor="#a0a0a0" stroked="f"/>
+          <v:rect id="_x0000_i1040" style="width:0;height:1.5pt" o:hralign="center" o:hrstd="t" o:hr="t" fillcolor="#a0a0a0" stroked="f"/>
         </w:pict>
       </w:r>
     </w:p>
@@ -1809,7 +1754,7 @@
     <w:p>
       <w:r>
         <w:pict w14:anchorId="748761F3">
-          <v:rect id="_x0000_i1167" style="width:0;height:1.5pt" o:hralign="center" o:hrstd="t" o:hr="t" fillcolor="#a0a0a0" stroked="f"/>
+          <v:rect id="_x0000_i1041" style="width:0;height:1.5pt" o:hralign="center" o:hrstd="t" o:hr="t" fillcolor="#a0a0a0" stroked="f"/>
         </w:pict>
       </w:r>
     </w:p>
@@ -1841,7 +1786,7 @@
     <w:p>
       <w:r>
         <w:pict w14:anchorId="08C595A7">
-          <v:rect id="_x0000_i1168" style="width:0;height:1.5pt" o:hralign="center" o:hrstd="t" o:hr="t" fillcolor="#a0a0a0" stroked="f"/>
+          <v:rect id="_x0000_i1042" style="width:0;height:1.5pt" o:hralign="center" o:hrstd="t" o:hr="t" fillcolor="#a0a0a0" stroked="f"/>
         </w:pict>
       </w:r>
     </w:p>
@@ -1868,7 +1813,7 @@
     <w:p>
       <w:r>
         <w:pict w14:anchorId="1F0ACA36">
-          <v:rect id="_x0000_i1169" style="width:0;height:1.5pt" o:hralign="center" o:hrstd="t" o:hr="t" fillcolor="#a0a0a0" stroked="f"/>
+          <v:rect id="_x0000_i1043" style="width:0;height:1.5pt" o:hralign="center" o:hrstd="t" o:hr="t" fillcolor="#a0a0a0" stroked="f"/>
         </w:pict>
       </w:r>
     </w:p>
@@ -1933,8 +1878,19 @@
         </w:numPr>
       </w:pPr>
       <w:r>
+        <w:t>Fine limit exceeded</w:t>
+      </w:r>
+    </w:p>
+    <w:p>
+      <w:pPr>
+        <w:numPr>
+          <w:ilvl w:val="0"/>
+          <w:numId w:val="16"/>
+        </w:numPr>
+      </w:pPr>
+      <w:r>
         <w:lastRenderedPageBreak/>
-        <w:t>Fine limit exceeded</w:t>
+        <w:t>Borrowing limit exceeded</w:t>
       </w:r>
     </w:p>
     <w:p>
@@ -1945,24 +1901,13 @@
         </w:numPr>
       </w:pPr>
       <w:r>
-        <w:t>Borrowing limit exceeded</w:t>
-      </w:r>
-    </w:p>
-    <w:p>
-      <w:pPr>
-        <w:numPr>
-          <w:ilvl w:val="0"/>
-          <w:numId w:val="16"/>
-        </w:numPr>
-      </w:pPr>
-      <w:r>
         <w:t>Duplicate active borrowing</w:t>
       </w:r>
     </w:p>
     <w:p>
       <w:r>
         <w:pict w14:anchorId="7BFC4956">
-          <v:rect id="_x0000_i1170" style="width:0;height:1.5pt" o:hralign="center" o:hrstd="t" o:hr="t" fillcolor="#a0a0a0" stroked="f"/>
+          <v:rect id="_x0000_i1044" style="width:0;height:1.5pt" o:hralign="center" o:hrstd="t" o:hr="t" fillcolor="#a0a0a0" stroked="f"/>
         </w:pict>
       </w:r>
     </w:p>
@@ -2055,7 +2000,7 @@
     <w:p>
       <w:r>
         <w:pict w14:anchorId="189672A3">
-          <v:rect id="_x0000_i1171" style="width:0;height:1.5pt" o:hralign="center" o:hrstd="t" o:hr="t" fillcolor="#a0a0a0" stroked="f"/>
+          <v:rect id="_x0000_i1045" style="width:0;height:1.5pt" o:hralign="center" o:hrstd="t" o:hr="t" fillcolor="#a0a0a0" stroked="f"/>
         </w:pict>
       </w:r>
     </w:p>
@@ -5454,6 +5399,7 @@
   <w:style w:type="character" w:default="1" w:styleId="DefaultParagraphFont">
     <w:name w:val="Default Paragraph Font"/>
     <w:uiPriority w:val="1"/>
+    <w:semiHidden/>
     <w:unhideWhenUsed/>
   </w:style>
   <w:style w:type="table" w:default="1" w:styleId="TableNormal">
